--- a/out/paper_A.docx
+++ b/out/paper_A.docx
@@ -40,7 +40,7 @@
           <w:i/>
           <w:iCs/>
         </w:rPr>
-        <w:t xml:space="preserve">Preprint, 2026. Licensed CC-BY 4.0. Code and data: https://github.com/WBucci/tickdock (archived DOI pending Zenodo deposit).</w:t>
+        <w:t xml:space="preserve">Preprint, 2026. Licensed CC-BY 4.0. Code and data: https://github.com/WBucci/tickdock archived at Zenodo: https://doi.org/10.5281/zenodo.21524265.</w:t>
       </w:r>
     </w:p>
     <w:p>

--- a/out/paper_A.docx
+++ b/out/paper_A.docx
@@ -3924,29 +3924,7 @@
           <w:i/>
           <w:iCs/>
         </w:rPr>
-        <w:t xml:space="preserve">All entries verified against NCBI E-utilities, CrossRef, or the RCSB PDB Data API (2026-07-23/24); see</w:t>
-      </w:r>
-      <w:r>
-        <w:rPr>
-          <w:i/>
-          <w:iCs/>
-        </w:rPr>
-        <w:t xml:space="preserve"> </w:t>
-      </w:r>
-      <w:r>
-        <w:rPr>
-          <w:rStyle w:val="VerbatimChar"/>
-          <w:i/>
-          <w:iCs/>
-        </w:rPr>
-        <w:t xml:space="preserve">logs/refs_*.json</w:t>
-      </w:r>
-      <w:r>
-        <w:rPr>
-          <w:i/>
-          <w:iCs/>
-        </w:rPr>
-        <w:t xml:space="preserve">. Two caveats carried forward, below the list.</w:t>
+        <w:t xml:space="preserve">All entries verified against NCBI E-utilities, CrossRef, or the RCSB PDB Data API. PDB structures are cited by accession; note that RCSB lists no valid primary-citation record for 2W3A, which is therefore referenced by PDB ID only.</w:t>
       </w:r>
     </w:p>
     <w:p>
